--- a/React doc/react_props_3.docx
+++ b/React doc/react_props_3.docx
@@ -130,6 +130,43 @@
     </w:p>
     <w:p>
       <w:pPr>
+        <w:pStyle w:val="NormalWeb"/>
+        <w:ind w:left="720"/>
+      </w:pPr>
+      <w:r>
+        <w:rPr>
+          <w:b/>
+          <w:bCs/>
+        </w:rPr>
+        <w:t>"Immutable"</w:t>
+      </w:r>
+      <w:r>
+        <w:t xml:space="preserve"> is just a fancy word for </w:t>
+      </w:r>
+      <w:r>
+        <w:rPr>
+          <w:b/>
+          <w:bCs/>
+        </w:rPr>
+        <w:t>"Read-Only."</w:t>
+      </w:r>
+      <w:r>
+        <w:t xml:space="preserve"> When we say props are immutable in the child component, it means the child component is </w:t>
+      </w:r>
+      <w:r>
+        <w:rPr>
+          <w:b/>
+          <w:bCs/>
+        </w:rPr>
+        <w:t>not allowed</w:t>
+      </w:r>
+      <w:r>
+        <w:t xml:space="preserve"> to change the data it receives from its parent.</w:t>
+      </w:r>
+    </w:p>
+    <w:p/>
+    <w:p>
+      <w:pPr>
         <w:numPr>
           <w:ilvl w:val="0"/>
           <w:numId w:val="2"/>
@@ -287,6 +324,7 @@
     </w:p>
     <w:p>
       <w:r>
+        <w:lastRenderedPageBreak/>
         <w:t>const name = "Veda";</w:t>
       </w:r>
     </w:p>
@@ -312,13 +350,20 @@
           <w:b/>
           <w:bCs/>
         </w:rPr>
-        <w:lastRenderedPageBreak/>
         <w:t>c. Expressions</w:t>
       </w:r>
     </w:p>
     <w:p>
       <w:r>
-        <w:t>&lt;Child name={user.name} age={user.age + 1} /&gt;</w:t>
+        <w:t>&lt;Child name={user.name} age={</w:t>
+      </w:r>
+      <w:proofErr w:type="spellStart"/>
+      <w:r>
+        <w:t>user.age</w:t>
+      </w:r>
+      <w:proofErr w:type="spellEnd"/>
+      <w:r>
+        <w:t xml:space="preserve"> + 1} /&gt;</w:t>
       </w:r>
     </w:p>
     <w:p>
@@ -338,12 +383,36 @@
     </w:p>
     <w:p>
       <w:r>
-        <w:t>function handleClick() { console.log("Clicked!"); }</w:t>
-      </w:r>
-    </w:p>
-    <w:p>
-      <w:r>
-        <w:t>&lt;Child onClick={handleClick} /&gt;</w:t>
+        <w:t xml:space="preserve">function </w:t>
+      </w:r>
+      <w:proofErr w:type="spellStart"/>
+      <w:r>
+        <w:t>handleClick</w:t>
+      </w:r>
+      <w:proofErr w:type="spellEnd"/>
+      <w:r>
+        <w:t>() { console.log("Clicked!"); }</w:t>
+      </w:r>
+    </w:p>
+    <w:p>
+      <w:r>
+        <w:t xml:space="preserve">&lt;Child </w:t>
+      </w:r>
+      <w:proofErr w:type="spellStart"/>
+      <w:r>
+        <w:t>onClick</w:t>
+      </w:r>
+      <w:proofErr w:type="spellEnd"/>
+      <w:r>
+        <w:t>={</w:t>
+      </w:r>
+      <w:proofErr w:type="spellStart"/>
+      <w:r>
+        <w:t>handleClick</w:t>
+      </w:r>
+      <w:proofErr w:type="spellEnd"/>
+      <w:r>
+        <w:t>} /&gt;</w:t>
       </w:r>
     </w:p>
     <w:p>
@@ -415,8 +484,13 @@
     </w:p>
     <w:p/>
     <w:p>
-      <w:r>
-        <w:t>Child.defaultProps = {</w:t>
+      <w:proofErr w:type="spellStart"/>
+      <w:r>
+        <w:t>Child.defaultProps</w:t>
+      </w:r>
+      <w:proofErr w:type="spellEnd"/>
+      <w:r>
+        <w:t xml:space="preserve"> = {</w:t>
       </w:r>
     </w:p>
     <w:p>
@@ -444,7 +518,23 @@
           <w:b/>
           <w:bCs/>
         </w:rPr>
-        <w:t>ES6 destructuring default value</w:t>
+        <w:t xml:space="preserve">ES6 </w:t>
+      </w:r>
+      <w:proofErr w:type="spellStart"/>
+      <w:r>
+        <w:rPr>
+          <w:b/>
+          <w:bCs/>
+        </w:rPr>
+        <w:t>destructuring</w:t>
+      </w:r>
+      <w:proofErr w:type="spellEnd"/>
+      <w:r>
+        <w:rPr>
+          <w:b/>
+          <w:bCs/>
+        </w:rPr>
+        <w:t xml:space="preserve"> default value</w:t>
       </w:r>
       <w:r>
         <w:t>:</w:t>
@@ -540,12 +630,21 @@
     </w:p>
     <w:p>
       <w:r>
+        <w:lastRenderedPageBreak/>
         <w:t>function Card({ children }) {</w:t>
       </w:r>
     </w:p>
     <w:p>
       <w:r>
-        <w:t xml:space="preserve">  return &lt;div className="card"&gt;{children}&lt;/div&gt;;</w:t>
+        <w:t xml:space="preserve">  return &lt;div </w:t>
+      </w:r>
+      <w:proofErr w:type="spellStart"/>
+      <w:r>
+        <w:t>className</w:t>
+      </w:r>
+      <w:proofErr w:type="spellEnd"/>
+      <w:r>
+        <w:t>="card"&gt;{children}&lt;/div&gt;;</w:t>
       </w:r>
     </w:p>
     <w:p>
@@ -589,8 +688,17 @@
           <w:b/>
           <w:bCs/>
         </w:rPr>
-        <w:t>anything renderable</w:t>
-      </w:r>
+        <w:t xml:space="preserve">anything </w:t>
+      </w:r>
+      <w:proofErr w:type="spellStart"/>
+      <w:r>
+        <w:rPr>
+          <w:b/>
+          <w:bCs/>
+        </w:rPr>
+        <w:t>renderable</w:t>
+      </w:r>
+      <w:proofErr w:type="spellEnd"/>
       <w:r>
         <w:t xml:space="preserve"> (text, JSX, array of elements).</w:t>
       </w:r>
@@ -710,7 +818,7 @@
     <w:p>
       <w:r>
         <w:pict w14:anchorId="7393CDE3">
-          <v:rect id="_x0000_i1112" style="width:0;height:1.5pt" o:hralign="center" o:hrstd="t" o:hr="t" fillcolor="#a0a0a0" stroked="f"/>
+          <v:rect id="_x0000_i1027" style="width:0;height:1.5pt" o:hralign="center" o:hrstd="t" o:hr="t" fillcolor="#a0a0a0" stroked="f"/>
         </w:pict>
       </w:r>
     </w:p>
@@ -744,7 +852,23 @@
     </w:p>
     <w:p>
       <w:r>
-        <w:t xml:space="preserve">  return &lt;div className="box"&gt;{props.children}&lt;/div&gt;;</w:t>
+        <w:t xml:space="preserve">  return &lt;div </w:t>
+      </w:r>
+      <w:proofErr w:type="spellStart"/>
+      <w:r>
+        <w:t>className</w:t>
+      </w:r>
+      <w:proofErr w:type="spellEnd"/>
+      <w:r>
+        <w:t>="box"&gt;{</w:t>
+      </w:r>
+      <w:proofErr w:type="spellStart"/>
+      <w:r>
+        <w:t>props.children</w:t>
+      </w:r>
+      <w:proofErr w:type="spellEnd"/>
+      <w:r>
+        <w:t>}&lt;/div&gt;;</w:t>
       </w:r>
     </w:p>
     <w:p>
@@ -780,6 +904,7 @@
     </w:p>
     <w:p>
       <w:r>
+        <w:lastRenderedPageBreak/>
         <w:t xml:space="preserve">  );</w:t>
       </w:r>
     </w:p>
@@ -807,7 +932,6 @@
         </w:numPr>
       </w:pPr>
       <w:r>
-        <w:lastRenderedPageBreak/>
         <w:t xml:space="preserve">&lt;Box&gt; is a </w:t>
       </w:r>
       <w:r>
@@ -850,7 +974,15 @@
         </w:numPr>
       </w:pPr>
       <w:r>
-        <w:t>React automatically passes it to Box as props.children.</w:t>
+        <w:t xml:space="preserve">React automatically passes it to Box as </w:t>
+      </w:r>
+      <w:proofErr w:type="spellStart"/>
+      <w:r>
+        <w:t>props.children</w:t>
+      </w:r>
+      <w:proofErr w:type="spellEnd"/>
+      <w:r>
+        <w:t>.</w:t>
       </w:r>
     </w:p>
     <w:p>
@@ -859,13 +991,20 @@
       </w:r>
       <w:r>
         <w:br/>
-        <w:t>props.children = &lt;p&gt;Hello World!&lt;/p&gt;</w:t>
+      </w:r>
+      <w:proofErr w:type="spellStart"/>
+      <w:r>
+        <w:t>props.children</w:t>
+      </w:r>
+      <w:proofErr w:type="spellEnd"/>
+      <w:r>
+        <w:t xml:space="preserve"> = &lt;p&gt;Hello World!&lt;/p&gt;</w:t>
       </w:r>
     </w:p>
     <w:p>
       <w:r>
         <w:pict w14:anchorId="084E6804">
-          <v:rect id="_x0000_i1113" style="width:0;height:1.5pt" o:hralign="center" o:hrstd="t" o:hr="t" fillcolor="#a0a0a0" stroked="f"/>
+          <v:rect id="_x0000_i1028" style="width:0;height:1.5pt" o:hralign="center" o:hrstd="t" o:hr="t" fillcolor="#a0a0a0" stroked="f"/>
         </w:pict>
       </w:r>
     </w:p>
@@ -930,7 +1069,7 @@
     <w:p>
       <w:r>
         <w:pict w14:anchorId="42F92051">
-          <v:rect id="_x0000_i1114" style="width:0;height:1.5pt" o:hralign="center" o:hrstd="t" o:hr="t" fillcolor="#a0a0a0" stroked="f"/>
+          <v:rect id="_x0000_i1029" style="width:0;height:1.5pt" o:hralign="center" o:hrstd="t" o:hr="t" fillcolor="#a0a0a0" stroked="f"/>
         </w:pict>
       </w:r>
     </w:p>
@@ -979,7 +1118,15 @@
     </w:p>
     <w:p>
       <w:r>
-        <w:t xml:space="preserve">  return &lt;div className="box"&gt;{content}&lt;/div&gt;;</w:t>
+        <w:t xml:space="preserve">  return &lt;div </w:t>
+      </w:r>
+      <w:proofErr w:type="spellStart"/>
+      <w:r>
+        <w:t>className</w:t>
+      </w:r>
+      <w:proofErr w:type="spellEnd"/>
+      <w:r>
+        <w:t>="box"&gt;{content}&lt;/div&gt;;</w:t>
       </w:r>
     </w:p>
     <w:p>
@@ -1033,7 +1180,15 @@
     </w:p>
     <w:p>
       <w:r>
-        <w:t xml:space="preserve">  return &lt;div className="box"&gt;{children}&lt;/div&gt;;</w:t>
+        <w:t xml:space="preserve">  return &lt;div </w:t>
+      </w:r>
+      <w:proofErr w:type="spellStart"/>
+      <w:r>
+        <w:t>className</w:t>
+      </w:r>
+      <w:proofErr w:type="spellEnd"/>
+      <w:r>
+        <w:t>="box"&gt;{children}&lt;/div&gt;;</w:t>
       </w:r>
     </w:p>
     <w:p>
@@ -1044,6 +1199,7 @@
     <w:p/>
     <w:p>
       <w:r>
+        <w:lastRenderedPageBreak/>
         <w:t>function App() {</w:t>
       </w:r>
     </w:p>
@@ -1059,7 +1215,6 @@
     </w:p>
     <w:p>
       <w:r>
-        <w:lastRenderedPageBreak/>
         <w:t xml:space="preserve">      &lt;p&gt;Hello World!&lt;/p&gt;</w:t>
       </w:r>
     </w:p>
@@ -1081,7 +1236,7 @@
     <w:p>
       <w:r>
         <w:pict w14:anchorId="6A59AC79">
-          <v:rect id="_x0000_i1115" style="width:0;height:1.5pt" o:hralign="center" o:hrstd="t" o:hr="t" fillcolor="#a0a0a0" stroked="f"/>
+          <v:rect id="_x0000_i1030" style="width:0;height:1.5pt" o:hralign="center" o:hrstd="t" o:hr="t" fillcolor="#a0a0a0" stroked="f"/>
         </w:pict>
       </w:r>
     </w:p>
@@ -1149,6 +1304,7 @@
           <w:bCs/>
         </w:rPr>
       </w:pPr>
+      <w:proofErr w:type="spellStart"/>
       <w:r>
         <w:rPr>
           <w:b/>
@@ -1156,6 +1312,7 @@
         </w:rPr>
         <w:t>Layout.jsx</w:t>
       </w:r>
+      <w:proofErr w:type="spellEnd"/>
     </w:p>
     <w:p>
       <w:r>
@@ -1209,6 +1366,7 @@
           <w:bCs/>
         </w:rPr>
       </w:pPr>
+      <w:proofErr w:type="spellStart"/>
       <w:r>
         <w:rPr>
           <w:b/>
@@ -1216,6 +1374,7 @@
         </w:rPr>
         <w:t>App.jsx</w:t>
       </w:r>
+      <w:proofErr w:type="spellEnd"/>
     </w:p>
     <w:p>
       <w:r>
@@ -1239,6 +1398,7 @@
     </w:p>
     <w:p>
       <w:r>
+        <w:lastRenderedPageBreak/>
         <w:t xml:space="preserve">      &lt;p&gt;This is dashboard content.&lt;/p&gt;</w:t>
       </w:r>
     </w:p>
@@ -1254,7 +1414,6 @@
     </w:p>
     <w:p>
       <w:r>
-        <w:lastRenderedPageBreak/>
         <w:t>}</w:t>
       </w:r>
     </w:p>
@@ -1329,7 +1488,7 @@
     <w:p>
       <w:r>
         <w:pict w14:anchorId="0D3A9120">
-          <v:rect id="_x0000_i1116" style="width:0;height:1.5pt" o:hralign="center" o:hrstd="t" o:hr="t" fillcolor="#a0a0a0" stroked="f"/>
+          <v:rect id="_x0000_i1031" style="width:0;height:1.5pt" o:hralign="center" o:hrstd="t" o:hr="t" fillcolor="#a0a0a0" stroked="f"/>
         </w:pict>
       </w:r>
     </w:p>
@@ -1464,7 +1623,23 @@
     </w:p>
     <w:p>
       <w:r>
-        <w:t xml:space="preserve">  {isLoading ? &lt;Spinner /&gt; : &lt;UserTable /&gt;}</w:t>
+        <w:t xml:space="preserve">  {</w:t>
+      </w:r>
+      <w:proofErr w:type="spellStart"/>
+      <w:r>
+        <w:t>isLoading</w:t>
+      </w:r>
+      <w:proofErr w:type="spellEnd"/>
+      <w:r>
+        <w:t xml:space="preserve"> ? &lt;Spinner /&gt; : &lt;</w:t>
+      </w:r>
+      <w:proofErr w:type="spellStart"/>
+      <w:r>
+        <w:t>UserTable</w:t>
+      </w:r>
+      <w:proofErr w:type="spellEnd"/>
+      <w:r>
+        <w:t xml:space="preserve"> /&gt;}</w:t>
       </w:r>
     </w:p>
     <w:p>
@@ -1487,7 +1662,7 @@
     <w:p>
       <w:r>
         <w:pict w14:anchorId="1ADE3312">
-          <v:rect id="_x0000_i1117" style="width:0;height:1.5pt" o:hralign="center" o:hrstd="t" o:hr="t" fillcolor="#a0a0a0" stroked="f"/>
+          <v:rect id="_x0000_i1032" style="width:0;height:1.5pt" o:hralign="center" o:hrstd="t" o:hr="t" fillcolor="#a0a0a0" stroked="f"/>
         </w:pict>
       </w:r>
     </w:p>
@@ -1552,6 +1727,7 @@
         </w:numPr>
       </w:pPr>
       <w:r>
+        <w:lastRenderedPageBreak/>
         <w:t>Layouts</w:t>
       </w:r>
     </w:p>
@@ -1585,7 +1761,6 @@
         </w:numPr>
       </w:pPr>
       <w:r>
-        <w:lastRenderedPageBreak/>
         <w:t>Tabs</w:t>
       </w:r>
     </w:p>
@@ -1619,7 +1794,7 @@
     <w:p>
       <w:r>
         <w:pict w14:anchorId="595A0717">
-          <v:rect id="_x0000_i1118" style="width:0;height:1.5pt" o:hralign="center" o:hrstd="t" o:hr="t" fillcolor="#a0a0a0" stroked="f"/>
+          <v:rect id="_x0000_i1033" style="width:0;height:1.5pt" o:hralign="center" o:hrstd="t" o:hr="t" fillcolor="#a0a0a0" stroked="f"/>
         </w:pict>
       </w:r>
     </w:p>
@@ -1658,7 +1833,7 @@
     <w:p>
       <w:r>
         <w:pict w14:anchorId="6DCED71E">
-          <v:rect id="_x0000_i1119" style="width:0;height:1.5pt" o:hralign="center" o:hrstd="t" o:hr="t" fillcolor="#a0a0a0" stroked="f"/>
+          <v:rect id="_x0000_i1034" style="width:0;height:1.5pt" o:hralign="center" o:hrstd="t" o:hr="t" fillcolor="#a0a0a0" stroked="f"/>
         </w:pict>
       </w:r>
     </w:p>
@@ -1694,7 +1869,15 @@
     </w:p>
     <w:p>
       <w:r>
-        <w:t>its speciallu used for creating layout to keep all in one place just to change middle section right</w:t>
+        <w:t xml:space="preserve">its </w:t>
+      </w:r>
+      <w:proofErr w:type="spellStart"/>
+      <w:r>
+        <w:t>speciallu</w:t>
+      </w:r>
+      <w:proofErr w:type="spellEnd"/>
+      <w:r>
+        <w:t xml:space="preserve"> used for creating layout to keep all in one place just to change middle section right</w:t>
       </w:r>
     </w:p>
     <w:p>
@@ -1768,7 +1951,7 @@
     <w:p>
       <w:r>
         <w:pict w14:anchorId="331F8AF7">
-          <v:rect id="_x0000_i1120" style="width:0;height:1.5pt" o:hralign="center" o:hrstd="t" o:hr="t" fillcolor="#a0a0a0" stroked="f"/>
+          <v:rect id="_x0000_i1035" style="width:0;height:1.5pt" o:hralign="center" o:hrstd="t" o:hr="t" fillcolor="#a0a0a0" stroked="f"/>
         </w:pict>
       </w:r>
     </w:p>
@@ -1833,7 +2016,7 @@
     <w:p>
       <w:r>
         <w:pict w14:anchorId="5C230351">
-          <v:rect id="_x0000_i1121" style="width:0;height:1.5pt" o:hralign="center" o:hrstd="t" o:hr="t" fillcolor="#a0a0a0" stroked="f"/>
+          <v:rect id="_x0000_i1036" style="width:0;height:1.5pt" o:hralign="center" o:hrstd="t" o:hr="t" fillcolor="#a0a0a0" stroked="f"/>
         </w:pict>
       </w:r>
     </w:p>
@@ -1862,6 +2045,7 @@
     </w:p>
     <w:p>
       <w:r>
+        <w:lastRenderedPageBreak/>
         <w:t>function Layout({ children }) {</w:t>
       </w:r>
     </w:p>
@@ -1872,12 +2056,19 @@
     </w:p>
     <w:p>
       <w:r>
-        <w:t xml:space="preserve">    &lt;div className="app-layout"&gt;</w:t>
-      </w:r>
-    </w:p>
-    <w:p>
-      <w:r>
-        <w:lastRenderedPageBreak/>
+        <w:t xml:space="preserve">    &lt;div </w:t>
+      </w:r>
+      <w:proofErr w:type="spellStart"/>
+      <w:r>
+        <w:t>className</w:t>
+      </w:r>
+      <w:proofErr w:type="spellEnd"/>
+      <w:r>
+        <w:t>="app-layout"&gt;</w:t>
+      </w:r>
+    </w:p>
+    <w:p>
+      <w:r>
         <w:t xml:space="preserve">      &lt;Header /&gt;</w:t>
       </w:r>
     </w:p>
@@ -1963,7 +2154,7 @@
     <w:p>
       <w:r>
         <w:pict w14:anchorId="46430F3F">
-          <v:rect id="_x0000_i1122" style="width:0;height:1.5pt" o:hralign="center" o:hrstd="t" o:hr="t" fillcolor="#a0a0a0" stroked="f"/>
+          <v:rect id="_x0000_i1037" style="width:0;height:1.5pt" o:hralign="center" o:hrstd="t" o:hr="t" fillcolor="#a0a0a0" stroked="f"/>
         </w:pict>
       </w:r>
     </w:p>
@@ -2065,12 +2256,21 @@
     </w:p>
     <w:p>
       <w:r>
+        <w:lastRenderedPageBreak/>
         <w:t xml:space="preserve">      &lt;h1&gt;Our Products&lt;/h1&gt;</w:t>
       </w:r>
     </w:p>
     <w:p>
       <w:r>
-        <w:t xml:space="preserve">      &lt;ProductList /&gt;</w:t>
+        <w:t xml:space="preserve">      &lt;</w:t>
+      </w:r>
+      <w:proofErr w:type="spellStart"/>
+      <w:r>
+        <w:t>ProductList</w:t>
+      </w:r>
+      <w:proofErr w:type="spellEnd"/>
+      <w:r>
+        <w:t xml:space="preserve"> /&gt;</w:t>
       </w:r>
     </w:p>
     <w:p>
@@ -2080,7 +2280,6 @@
     </w:p>
     <w:p>
       <w:r>
-        <w:lastRenderedPageBreak/>
         <w:t xml:space="preserve">  );</w:t>
       </w:r>
     </w:p>
@@ -2092,7 +2291,7 @@
     <w:p>
       <w:r>
         <w:pict w14:anchorId="15ACAF0B">
-          <v:rect id="_x0000_i1123" style="width:0;height:1.5pt" o:hralign="center" o:hrstd="t" o:hr="t" fillcolor="#a0a0a0" stroked="f"/>
+          <v:rect id="_x0000_i1038" style="width:0;height:1.5pt" o:hralign="center" o:hrstd="t" o:hr="t" fillcolor="#a0a0a0" stroked="f"/>
         </w:pict>
       </w:r>
     </w:p>
@@ -2147,7 +2346,7 @@
     <w:p>
       <w:r>
         <w:pict w14:anchorId="1CC3F398">
-          <v:rect id="_x0000_i1124" style="width:0;height:1.5pt" o:hralign="center" o:hrstd="t" o:hr="t" fillcolor="#a0a0a0" stroked="f"/>
+          <v:rect id="_x0000_i1039" style="width:0;height:1.5pt" o:hralign="center" o:hrstd="t" o:hr="t" fillcolor="#a0a0a0" stroked="f"/>
         </w:pict>
       </w:r>
     </w:p>
@@ -2302,7 +2501,7 @@
     <w:p>
       <w:r>
         <w:pict w14:anchorId="2464C358">
-          <v:rect id="_x0000_i1125" style="width:0;height:1.5pt" o:hralign="center" o:hrstd="t" o:hr="t" fillcolor="#a0a0a0" stroked="f"/>
+          <v:rect id="_x0000_i1040" style="width:0;height:1.5pt" o:hralign="center" o:hrstd="t" o:hr="t" fillcolor="#a0a0a0" stroked="f"/>
         </w:pict>
       </w:r>
     </w:p>
@@ -2376,29 +2575,77 @@
     </w:p>
     <w:p>
       <w:r>
-        <w:t xml:space="preserve">  const handleClick = (msg) =&gt; alert(msg);</w:t>
-      </w:r>
-    </w:p>
-    <w:p>
-      <w:r>
-        <w:t xml:space="preserve">  return &lt;Child onClick={() =&gt; handleClick("Hello from Child")} /&gt;;</w:t>
-      </w:r>
-    </w:p>
-    <w:p>
-      <w:r>
+        <w:t xml:space="preserve">  const </w:t>
+      </w:r>
+      <w:proofErr w:type="spellStart"/>
+      <w:r>
+        <w:t>handleClick</w:t>
+      </w:r>
+      <w:proofErr w:type="spellEnd"/>
+      <w:r>
+        <w:t xml:space="preserve"> = (msg) =&gt; alert(msg);</w:t>
+      </w:r>
+    </w:p>
+    <w:p>
+      <w:r>
+        <w:t xml:space="preserve">  return &lt;Child </w:t>
+      </w:r>
+      <w:proofErr w:type="spellStart"/>
+      <w:r>
+        <w:t>onClick</w:t>
+      </w:r>
+      <w:proofErr w:type="spellEnd"/>
+      <w:r>
+        <w:t xml:space="preserve">={() =&gt; </w:t>
+      </w:r>
+      <w:proofErr w:type="spellStart"/>
+      <w:r>
+        <w:t>handleClick</w:t>
+      </w:r>
+      <w:proofErr w:type="spellEnd"/>
+      <w:r>
+        <w:t>("Hello from Child")} /&gt;;</w:t>
+      </w:r>
+    </w:p>
+    <w:p>
+      <w:r>
+        <w:lastRenderedPageBreak/>
         <w:t>}</w:t>
       </w:r>
     </w:p>
     <w:p/>
     <w:p>
       <w:r>
-        <w:t>function Child({ onClick }) {</w:t>
-      </w:r>
-    </w:p>
-    <w:p>
-      <w:r>
-        <w:lastRenderedPageBreak/>
-        <w:t xml:space="preserve">  return &lt;button onClick={onClick}&gt;Click Me&lt;/button&gt;;</w:t>
+        <w:t xml:space="preserve">function Child({ </w:t>
+      </w:r>
+      <w:proofErr w:type="spellStart"/>
+      <w:r>
+        <w:t>onClick</w:t>
+      </w:r>
+      <w:proofErr w:type="spellEnd"/>
+      <w:r>
+        <w:t xml:space="preserve"> }) {</w:t>
+      </w:r>
+    </w:p>
+    <w:p>
+      <w:r>
+        <w:t xml:space="preserve">  return &lt;button </w:t>
+      </w:r>
+      <w:proofErr w:type="spellStart"/>
+      <w:r>
+        <w:t>onClick</w:t>
+      </w:r>
+      <w:proofErr w:type="spellEnd"/>
+      <w:r>
+        <w:t>={</w:t>
+      </w:r>
+      <w:proofErr w:type="spellStart"/>
+      <w:r>
+        <w:t>onClick</w:t>
+      </w:r>
+      <w:proofErr w:type="spellEnd"/>
+      <w:r>
+        <w:t>}&gt;Click Me&lt;/button&gt;;</w:t>
       </w:r>
     </w:p>
     <w:p>
@@ -2537,7 +2784,7 @@
     <w:p>
       <w:r>
         <w:pict w14:anchorId="5F53AC74">
-          <v:rect id="_x0000_i1027" style="width:0;height:1.5pt" o:hralign="center" o:hrstd="t" o:hr="t" fillcolor="#a0a0a0" stroked="f"/>
+          <v:rect id="_x0000_i1041" style="width:0;height:1.5pt" o:hralign="center" o:hrstd="t" o:hr="t" fillcolor="#a0a0a0" stroked="f"/>
         </w:pict>
       </w:r>
     </w:p>
@@ -2568,12 +2815,36 @@
     </w:p>
     <w:p>
       <w:r>
-        <w:t xml:space="preserve">  const handleData = (childData) =&gt; {</w:t>
-      </w:r>
-    </w:p>
-    <w:p>
-      <w:r>
-        <w:t xml:space="preserve">    console.log("Data from child:", childData);</w:t>
+        <w:t xml:space="preserve">  const </w:t>
+      </w:r>
+      <w:proofErr w:type="spellStart"/>
+      <w:r>
+        <w:t>handleData</w:t>
+      </w:r>
+      <w:proofErr w:type="spellEnd"/>
+      <w:r>
+        <w:t xml:space="preserve"> = (</w:t>
+      </w:r>
+      <w:proofErr w:type="spellStart"/>
+      <w:r>
+        <w:t>childData</w:t>
+      </w:r>
+      <w:proofErr w:type="spellEnd"/>
+      <w:r>
+        <w:t>) =&gt; {</w:t>
+      </w:r>
+    </w:p>
+    <w:p>
+      <w:r>
+        <w:t xml:space="preserve">    console.log("Data from child:", </w:t>
+      </w:r>
+      <w:proofErr w:type="spellStart"/>
+      <w:r>
+        <w:t>childData</w:t>
+      </w:r>
+      <w:proofErr w:type="spellEnd"/>
+      <w:r>
+        <w:t>);</w:t>
       </w:r>
     </w:p>
     <w:p>
@@ -2584,7 +2855,23 @@
     <w:p/>
     <w:p>
       <w:r>
-        <w:t xml:space="preserve">  return &lt;Child sendData={handleData} /&gt;;</w:t>
+        <w:t xml:space="preserve">  return &lt;Child </w:t>
+      </w:r>
+      <w:proofErr w:type="spellStart"/>
+      <w:r>
+        <w:t>sendData</w:t>
+      </w:r>
+      <w:proofErr w:type="spellEnd"/>
+      <w:r>
+        <w:t>={</w:t>
+      </w:r>
+      <w:proofErr w:type="spellStart"/>
+      <w:r>
+        <w:t>handleData</w:t>
+      </w:r>
+      <w:proofErr w:type="spellEnd"/>
+      <w:r>
+        <w:t>} /&gt;;</w:t>
       </w:r>
     </w:p>
     <w:p>
@@ -2600,11 +2887,20 @@
     </w:p>
     <w:p>
       <w:r>
-        <w:t>function Child({ sendData }) {</w:t>
-      </w:r>
-    </w:p>
-    <w:p>
-      <w:r>
+        <w:t xml:space="preserve">function Child({ </w:t>
+      </w:r>
+      <w:proofErr w:type="spellStart"/>
+      <w:r>
+        <w:t>sendData</w:t>
+      </w:r>
+      <w:proofErr w:type="spellEnd"/>
+      <w:r>
+        <w:t xml:space="preserve"> }) {</w:t>
+      </w:r>
+    </w:p>
+    <w:p>
+      <w:r>
+        <w:lastRenderedPageBreak/>
         <w:t xml:space="preserve">  const data = "Hello Parent";</w:t>
       </w:r>
     </w:p>
@@ -2616,8 +2912,23 @@
     </w:p>
     <w:p>
       <w:r>
-        <w:lastRenderedPageBreak/>
-        <w:t xml:space="preserve">    &lt;button onClick={() =&gt; sendData(data)}&gt;</w:t>
+        <w:t xml:space="preserve">    &lt;button </w:t>
+      </w:r>
+      <w:proofErr w:type="spellStart"/>
+      <w:r>
+        <w:t>onClick</w:t>
+      </w:r>
+      <w:proofErr w:type="spellEnd"/>
+      <w:r>
+        <w:t xml:space="preserve">={() =&gt; </w:t>
+      </w:r>
+      <w:proofErr w:type="spellStart"/>
+      <w:r>
+        <w:t>sendData</w:t>
+      </w:r>
+      <w:proofErr w:type="spellEnd"/>
+      <w:r>
+        <w:t>(data)}&gt;</w:t>
       </w:r>
     </w:p>
     <w:p>
@@ -5609,6 +5920,7 @@
   <w:style w:type="character" w:default="1" w:styleId="DefaultParagraphFont">
     <w:name w:val="Default Paragraph Font"/>
     <w:uiPriority w:val="1"/>
+    <w:semiHidden/>
     <w:unhideWhenUsed/>
   </w:style>
   <w:style w:type="table" w:default="1" w:styleId="TableNormal">
@@ -5922,6 +6234,22 @@
       <w:spacing w:val="5"/>
     </w:rPr>
   </w:style>
+  <w:style w:type="paragraph" w:styleId="NormalWeb">
+    <w:name w:val="Normal (Web)"/>
+    <w:basedOn w:val="Normal"/>
+    <w:uiPriority w:val="99"/>
+    <w:semiHidden/>
+    <w:unhideWhenUsed/>
+    <w:rsid w:val="00FE4E3F"/>
+    <w:pPr>
+      <w:spacing w:before="100" w:beforeAutospacing="1" w:after="100" w:afterAutospacing="1" w:line="240" w:lineRule="auto"/>
+    </w:pPr>
+    <w:rPr>
+      <w:rFonts w:ascii="Times New Roman" w:eastAsia="Times New Roman" w:hAnsi="Times New Roman" w:cs="Times New Roman"/>
+      <w:kern w:val="0"/>
+      <w14:ligatures w14:val="none"/>
+    </w:rPr>
+  </w:style>
 </w:styles>
 </file>
 
